--- a/defense/docs/front_matter/TABLE_OF_CONTENTS_EN_GOST_2026-08-23.docx
+++ b/defense/docs/front_matter/TABLE_OF_CONTENTS_EN_GOST_2026-08-23.docx
@@ -24,7 +24,7 @@
           <w:tab w:pos="9638" w:val="right" w:leader="dot"/>
         </w:tabs>
         <w:spacing w:after="40" w:line="240" w:lineRule="auto"/>
-        <w:ind w:left="0" w:firstLine="0"/>
+        <w:ind w:left="0" w:right="680" w:firstLine="0"/>
         <w:jc w:val="left"/>
       </w:pPr>
       <w:r>
@@ -55,7 +55,7 @@
           <w:tab w:pos="9638" w:val="right" w:leader="dot"/>
         </w:tabs>
         <w:spacing w:after="40" w:line="240" w:lineRule="auto"/>
-        <w:ind w:left="0" w:firstLine="0"/>
+        <w:ind w:left="0" w:right="680" w:firstLine="0"/>
         <w:jc w:val="left"/>
       </w:pPr>
       <w:r>
@@ -86,7 +86,7 @@
           <w:tab w:pos="9638" w:val="right" w:leader="dot"/>
         </w:tabs>
         <w:spacing w:after="40" w:line="240" w:lineRule="auto"/>
-        <w:ind w:left="0" w:firstLine="0"/>
+        <w:ind w:left="0" w:right="680" w:firstLine="0"/>
         <w:jc w:val="left"/>
       </w:pPr>
       <w:r>
@@ -117,7 +117,7 @@
           <w:tab w:pos="9638" w:val="right" w:leader="dot"/>
         </w:tabs>
         <w:spacing w:after="40" w:line="240" w:lineRule="auto"/>
-        <w:ind w:left="0" w:firstLine="0"/>
+        <w:ind w:left="0" w:right="680" w:firstLine="0"/>
         <w:jc w:val="left"/>
       </w:pPr>
       <w:r>
@@ -148,7 +148,7 @@
           <w:tab w:pos="9638" w:val="right" w:leader="dot"/>
         </w:tabs>
         <w:spacing w:after="40" w:line="240" w:lineRule="auto"/>
-        <w:ind w:left="0" w:firstLine="0"/>
+        <w:ind w:left="0" w:right="680" w:firstLine="0"/>
         <w:jc w:val="left"/>
       </w:pPr>
       <w:r>
@@ -179,7 +179,7 @@
           <w:tab w:pos="9638" w:val="right" w:leader="dot"/>
         </w:tabs>
         <w:spacing w:after="40" w:line="240" w:lineRule="auto"/>
-        <w:ind w:left="0" w:firstLine="0"/>
+        <w:ind w:left="0" w:right="680" w:firstLine="0"/>
         <w:jc w:val="left"/>
       </w:pPr>
       <w:r>
@@ -210,7 +210,7 @@
           <w:tab w:pos="9638" w:val="right" w:leader="dot"/>
         </w:tabs>
         <w:spacing w:after="40" w:line="240" w:lineRule="auto"/>
-        <w:ind w:left="0" w:firstLine="0"/>
+        <w:ind w:left="0" w:right="680" w:firstLine="0"/>
         <w:jc w:val="left"/>
       </w:pPr>
       <w:r>
@@ -241,7 +241,7 @@
           <w:tab w:pos="9638" w:val="right" w:leader="dot"/>
         </w:tabs>
         <w:spacing w:after="40" w:line="240" w:lineRule="auto"/>
-        <w:ind w:left="0" w:firstLine="0"/>
+        <w:ind w:left="0" w:right="680" w:firstLine="0"/>
         <w:jc w:val="left"/>
       </w:pPr>
       <w:r>
@@ -272,7 +272,7 @@
           <w:tab w:pos="9638" w:val="right" w:leader="dot"/>
         </w:tabs>
         <w:spacing w:after="40" w:line="240" w:lineRule="auto"/>
-        <w:ind w:left="0" w:firstLine="0"/>
+        <w:ind w:left="0" w:right="680" w:firstLine="0"/>
         <w:jc w:val="left"/>
       </w:pPr>
       <w:r>
@@ -303,7 +303,7 @@
           <w:tab w:pos="9638" w:val="right" w:leader="dot"/>
         </w:tabs>
         <w:spacing w:after="40" w:line="240" w:lineRule="auto"/>
-        <w:ind w:left="0" w:firstLine="0"/>
+        <w:ind w:left="0" w:right="680" w:firstLine="0"/>
         <w:jc w:val="left"/>
       </w:pPr>
       <w:r>
@@ -334,7 +334,7 @@
           <w:tab w:pos="9638" w:val="right" w:leader="dot"/>
         </w:tabs>
         <w:spacing w:after="40" w:line="240" w:lineRule="auto"/>
-        <w:ind w:left="397" w:firstLine="0"/>
+        <w:ind w:left="397" w:right="680" w:firstLine="0"/>
         <w:jc w:val="left"/>
       </w:pPr>
       <w:r>
@@ -365,7 +365,7 @@
           <w:tab w:pos="9638" w:val="right" w:leader="dot"/>
         </w:tabs>
         <w:spacing w:after="40" w:line="240" w:lineRule="auto"/>
-        <w:ind w:left="0" w:firstLine="0"/>
+        <w:ind w:left="0" w:right="680" w:firstLine="0"/>
         <w:jc w:val="left"/>
       </w:pPr>
       <w:r>
@@ -396,7 +396,7 @@
           <w:tab w:pos="9638" w:val="right" w:leader="dot"/>
         </w:tabs>
         <w:spacing w:after="40" w:line="240" w:lineRule="auto"/>
-        <w:ind w:left="0" w:firstLine="0"/>
+        <w:ind w:left="0" w:right="680" w:firstLine="0"/>
         <w:jc w:val="left"/>
       </w:pPr>
       <w:r>
@@ -427,7 +427,7 @@
           <w:tab w:pos="9638" w:val="right" w:leader="dot"/>
         </w:tabs>
         <w:spacing w:after="40" w:line="240" w:lineRule="auto"/>
-        <w:ind w:left="0" w:firstLine="0"/>
+        <w:ind w:left="0" w:right="680" w:firstLine="0"/>
         <w:jc w:val="left"/>
       </w:pPr>
       <w:r>
@@ -449,7 +449,7 @@
           <w:u w:val="none"/>
         </w:rPr>
         <w:tab/>
-        <w:t>31</w:t>
+        <w:t>27</w:t>
       </w:r>
     </w:p>
     <w:p>
@@ -458,7 +458,7 @@
           <w:tab w:pos="9638" w:val="right" w:leader="dot"/>
         </w:tabs>
         <w:spacing w:after="40" w:line="240" w:lineRule="auto"/>
-        <w:ind w:left="0" w:firstLine="0"/>
+        <w:ind w:left="0" w:right="680" w:firstLine="0"/>
         <w:jc w:val="left"/>
       </w:pPr>
       <w:r>
@@ -480,7 +480,7 @@
           <w:u w:val="none"/>
         </w:rPr>
         <w:tab/>
-        <w:t>34</w:t>
+        <w:t>30</w:t>
       </w:r>
     </w:p>
     <w:p>
@@ -489,7 +489,7 @@
           <w:tab w:pos="9638" w:val="right" w:leader="dot"/>
         </w:tabs>
         <w:spacing w:after="40" w:line="240" w:lineRule="auto"/>
-        <w:ind w:left="0" w:firstLine="0"/>
+        <w:ind w:left="0" w:right="680" w:firstLine="0"/>
         <w:jc w:val="left"/>
       </w:pPr>
       <w:r>
@@ -511,7 +511,7 @@
           <w:u w:val="none"/>
         </w:rPr>
         <w:tab/>
-        <w:t>36</w:t>
+        <w:t>32</w:t>
       </w:r>
     </w:p>
     <w:p>
@@ -520,7 +520,7 @@
           <w:tab w:pos="9638" w:val="right" w:leader="dot"/>
         </w:tabs>
         <w:spacing w:after="40" w:line="240" w:lineRule="auto"/>
-        <w:ind w:left="0" w:firstLine="0"/>
+        <w:ind w:left="0" w:right="680" w:firstLine="0"/>
         <w:jc w:val="left"/>
       </w:pPr>
       <w:r>
@@ -542,7 +542,7 @@
           <w:u w:val="none"/>
         </w:rPr>
         <w:tab/>
-        <w:t>38</w:t>
+        <w:t>34</w:t>
       </w:r>
     </w:p>
     <w:p>
@@ -551,7 +551,7 @@
           <w:tab w:pos="9638" w:val="right" w:leader="dot"/>
         </w:tabs>
         <w:spacing w:after="40" w:line="240" w:lineRule="auto"/>
-        <w:ind w:left="0" w:firstLine="0"/>
+        <w:ind w:left="0" w:right="680" w:firstLine="0"/>
         <w:jc w:val="left"/>
       </w:pPr>
       <w:r>
@@ -573,7 +573,7 @@
           <w:u w:val="none"/>
         </w:rPr>
         <w:tab/>
-        <w:t>41</w:t>
+        <w:t>37</w:t>
       </w:r>
     </w:p>
     <w:p>
@@ -582,7 +582,7 @@
           <w:tab w:pos="9638" w:val="right" w:leader="dot"/>
         </w:tabs>
         <w:spacing w:after="40" w:line="240" w:lineRule="auto"/>
-        <w:ind w:left="397" w:firstLine="0"/>
+        <w:ind w:left="397" w:right="680" w:firstLine="0"/>
         <w:jc w:val="left"/>
       </w:pPr>
       <w:r>
@@ -604,7 +604,7 @@
           <w:u w:val="none"/>
         </w:rPr>
         <w:tab/>
-        <w:t>44</w:t>
+        <w:t>40</w:t>
       </w:r>
     </w:p>
     <w:p>
@@ -613,7 +613,7 @@
           <w:tab w:pos="9638" w:val="right" w:leader="dot"/>
         </w:tabs>
         <w:spacing w:after="40" w:line="240" w:lineRule="auto"/>
-        <w:ind w:left="0" w:firstLine="0"/>
+        <w:ind w:left="0" w:right="680" w:firstLine="0"/>
         <w:jc w:val="left"/>
       </w:pPr>
       <w:r>
@@ -635,7 +635,7 @@
           <w:u w:val="none"/>
         </w:rPr>
         <w:tab/>
-        <w:t>46</w:t>
+        <w:t>42</w:t>
       </w:r>
     </w:p>
     <w:p>
@@ -644,7 +644,7 @@
           <w:tab w:pos="9638" w:val="right" w:leader="dot"/>
         </w:tabs>
         <w:spacing w:after="40" w:line="240" w:lineRule="auto"/>
-        <w:ind w:left="0" w:firstLine="0"/>
+        <w:ind w:left="0" w:right="680" w:firstLine="0"/>
         <w:jc w:val="left"/>
       </w:pPr>
       <w:r>
@@ -666,7 +666,7 @@
           <w:u w:val="none"/>
         </w:rPr>
         <w:tab/>
-        <w:t>46</w:t>
+        <w:t>42</w:t>
       </w:r>
     </w:p>
     <w:p>
@@ -675,7 +675,7 @@
           <w:tab w:pos="9638" w:val="right" w:leader="dot"/>
         </w:tabs>
         <w:spacing w:after="40" w:line="240" w:lineRule="auto"/>
-        <w:ind w:left="0" w:firstLine="0"/>
+        <w:ind w:left="0" w:right="680" w:firstLine="0"/>
         <w:jc w:val="left"/>
       </w:pPr>
       <w:r>
@@ -697,7 +697,7 @@
           <w:u w:val="none"/>
         </w:rPr>
         <w:tab/>
-        <w:t>51</w:t>
+        <w:t>46</w:t>
       </w:r>
     </w:p>
     <w:p>
@@ -706,7 +706,7 @@
           <w:tab w:pos="9638" w:val="right" w:leader="dot"/>
         </w:tabs>
         <w:spacing w:after="40" w:line="240" w:lineRule="auto"/>
-        <w:ind w:left="0" w:firstLine="0"/>
+        <w:ind w:left="0" w:right="680" w:firstLine="0"/>
         <w:jc w:val="left"/>
       </w:pPr>
       <w:r>
@@ -728,7 +728,7 @@
           <w:u w:val="none"/>
         </w:rPr>
         <w:tab/>
-        <w:t>56</w:t>
+        <w:t>50</w:t>
       </w:r>
     </w:p>
     <w:p>
@@ -737,7 +737,7 @@
           <w:tab w:pos="9638" w:val="right" w:leader="dot"/>
         </w:tabs>
         <w:spacing w:after="40" w:line="240" w:lineRule="auto"/>
-        <w:ind w:left="0" w:firstLine="0"/>
+        <w:ind w:left="0" w:right="680" w:firstLine="0"/>
         <w:jc w:val="left"/>
       </w:pPr>
       <w:r>
@@ -759,7 +759,7 @@
           <w:u w:val="none"/>
         </w:rPr>
         <w:tab/>
-        <w:t>60</w:t>
+        <w:t>55</w:t>
       </w:r>
     </w:p>
     <w:p>
@@ -768,7 +768,7 @@
           <w:tab w:pos="9638" w:val="right" w:leader="dot"/>
         </w:tabs>
         <w:spacing w:after="40" w:line="240" w:lineRule="auto"/>
-        <w:ind w:left="0" w:firstLine="0"/>
+        <w:ind w:left="0" w:right="680" w:firstLine="0"/>
         <w:jc w:val="left"/>
       </w:pPr>
       <w:r>
@@ -790,7 +790,7 @@
           <w:u w:val="none"/>
         </w:rPr>
         <w:tab/>
-        <w:t>63</w:t>
+        <w:t>58</w:t>
       </w:r>
     </w:p>
     <w:p>
@@ -799,7 +799,7 @@
           <w:tab w:pos="9638" w:val="right" w:leader="dot"/>
         </w:tabs>
         <w:spacing w:after="40" w:line="240" w:lineRule="auto"/>
-        <w:ind w:left="0" w:firstLine="0"/>
+        <w:ind w:left="0" w:right="680" w:firstLine="0"/>
         <w:jc w:val="left"/>
       </w:pPr>
       <w:r>
@@ -821,7 +821,7 @@
           <w:u w:val="none"/>
         </w:rPr>
         <w:tab/>
-        <w:t>67</w:t>
+        <w:t>62</w:t>
       </w:r>
     </w:p>
     <w:p>
@@ -830,7 +830,7 @@
           <w:tab w:pos="9638" w:val="right" w:leader="dot"/>
         </w:tabs>
         <w:spacing w:after="40" w:line="240" w:lineRule="auto"/>
-        <w:ind w:left="0" w:firstLine="0"/>
+        <w:ind w:left="0" w:right="680" w:firstLine="0"/>
         <w:jc w:val="left"/>
       </w:pPr>
       <w:r>
@@ -852,7 +852,7 @@
           <w:u w:val="none"/>
         </w:rPr>
         <w:tab/>
-        <w:t>71</w:t>
+        <w:t>65</w:t>
       </w:r>
     </w:p>
     <w:p>
@@ -861,7 +861,7 @@
           <w:tab w:pos="9638" w:val="right" w:leader="dot"/>
         </w:tabs>
         <w:spacing w:after="40" w:line="240" w:lineRule="auto"/>
-        <w:ind w:left="0" w:firstLine="0"/>
+        <w:ind w:left="0" w:right="680" w:firstLine="0"/>
         <w:jc w:val="left"/>
       </w:pPr>
       <w:r>
@@ -883,7 +883,7 @@
           <w:u w:val="none"/>
         </w:rPr>
         <w:tab/>
-        <w:t>73</w:t>
+        <w:t>67</w:t>
       </w:r>
     </w:p>
     <w:p>
@@ -892,7 +892,7 @@
           <w:tab w:pos="9638" w:val="right" w:leader="dot"/>
         </w:tabs>
         <w:spacing w:after="40" w:line="240" w:lineRule="auto"/>
-        <w:ind w:left="0" w:firstLine="0"/>
+        <w:ind w:left="0" w:right="680" w:firstLine="0"/>
         <w:jc w:val="left"/>
       </w:pPr>
       <w:r>
@@ -914,7 +914,7 @@
           <w:u w:val="none"/>
         </w:rPr>
         <w:tab/>
-        <w:t>78</w:t>
+        <w:t>72</w:t>
       </w:r>
     </w:p>
     <w:p>
@@ -923,7 +923,7 @@
           <w:tab w:pos="9638" w:val="right" w:leader="dot"/>
         </w:tabs>
         <w:spacing w:after="40" w:line="240" w:lineRule="auto"/>
-        <w:ind w:left="397" w:firstLine="0"/>
+        <w:ind w:left="397" w:right="680" w:firstLine="0"/>
         <w:jc w:val="left"/>
       </w:pPr>
       <w:r>
@@ -945,7 +945,7 @@
           <w:u w:val="none"/>
         </w:rPr>
         <w:tab/>
-        <w:t>79</w:t>
+        <w:t>73</w:t>
       </w:r>
     </w:p>
     <w:p>
@@ -954,7 +954,7 @@
           <w:tab w:pos="9638" w:val="right" w:leader="dot"/>
         </w:tabs>
         <w:spacing w:after="40" w:line="240" w:lineRule="auto"/>
-        <w:ind w:left="0" w:firstLine="0"/>
+        <w:ind w:left="0" w:right="680" w:firstLine="0"/>
         <w:jc w:val="left"/>
       </w:pPr>
       <w:r>
@@ -976,7 +976,7 @@
           <w:u w:val="none"/>
         </w:rPr>
         <w:tab/>
-        <w:t>81</w:t>
+        <w:t>75</w:t>
       </w:r>
     </w:p>
     <w:p>
@@ -985,7 +985,7 @@
           <w:tab w:pos="9638" w:val="right" w:leader="dot"/>
         </w:tabs>
         <w:spacing w:after="40" w:line="240" w:lineRule="auto"/>
-        <w:ind w:left="0" w:firstLine="0"/>
+        <w:ind w:left="0" w:right="680" w:firstLine="0"/>
         <w:jc w:val="left"/>
       </w:pPr>
       <w:r>
@@ -1007,7 +1007,7 @@
           <w:u w:val="none"/>
         </w:rPr>
         <w:tab/>
-        <w:t>81</w:t>
+        <w:t>75</w:t>
       </w:r>
     </w:p>
     <w:p>
@@ -1016,7 +1016,7 @@
           <w:tab w:pos="9638" w:val="right" w:leader="dot"/>
         </w:tabs>
         <w:spacing w:after="40" w:line="240" w:lineRule="auto"/>
-        <w:ind w:left="0" w:firstLine="0"/>
+        <w:ind w:left="0" w:right="680" w:firstLine="0"/>
         <w:jc w:val="left"/>
       </w:pPr>
       <w:r>
@@ -1038,7 +1038,7 @@
           <w:u w:val="none"/>
         </w:rPr>
         <w:tab/>
-        <w:t>83</w:t>
+        <w:t>77</w:t>
       </w:r>
     </w:p>
     <w:p>
@@ -1047,7 +1047,7 @@
           <w:tab w:pos="9638" w:val="right" w:leader="dot"/>
         </w:tabs>
         <w:spacing w:after="40" w:line="240" w:lineRule="auto"/>
-        <w:ind w:left="0" w:firstLine="0"/>
+        <w:ind w:left="0" w:right="680" w:firstLine="0"/>
         <w:jc w:val="left"/>
       </w:pPr>
       <w:r>
@@ -1069,7 +1069,7 @@
           <w:u w:val="none"/>
         </w:rPr>
         <w:tab/>
-        <w:t>84</w:t>
+        <w:t>78</w:t>
       </w:r>
     </w:p>
     <w:p>
@@ -1078,7 +1078,7 @@
           <w:tab w:pos="9638" w:val="right" w:leader="dot"/>
         </w:tabs>
         <w:spacing w:after="40" w:line="240" w:lineRule="auto"/>
-        <w:ind w:left="0" w:firstLine="0"/>
+        <w:ind w:left="0" w:right="680" w:firstLine="0"/>
         <w:jc w:val="left"/>
       </w:pPr>
       <w:r>
@@ -1100,7 +1100,7 @@
           <w:u w:val="none"/>
         </w:rPr>
         <w:tab/>
-        <w:t>86</w:t>
+        <w:t>80</w:t>
       </w:r>
     </w:p>
     <w:p>
@@ -1109,7 +1109,7 @@
           <w:tab w:pos="9638" w:val="right" w:leader="dot"/>
         </w:tabs>
         <w:spacing w:after="40" w:line="240" w:lineRule="auto"/>
-        <w:ind w:left="397" w:firstLine="0"/>
+        <w:ind w:left="397" w:right="680" w:firstLine="0"/>
         <w:jc w:val="left"/>
       </w:pPr>
       <w:r>
@@ -1131,7 +1131,7 @@
           <w:u w:val="none"/>
         </w:rPr>
         <w:tab/>
-        <w:t>87</w:t>
+        <w:t>81</w:t>
       </w:r>
     </w:p>
     <w:p>
@@ -1140,7 +1140,7 @@
           <w:tab w:pos="9638" w:val="right" w:leader="dot"/>
         </w:tabs>
         <w:spacing w:after="40" w:line="240" w:lineRule="auto"/>
-        <w:ind w:left="0" w:firstLine="0"/>
+        <w:ind w:left="0" w:right="680" w:firstLine="0"/>
         <w:jc w:val="left"/>
       </w:pPr>
       <w:r>
@@ -1162,7 +1162,7 @@
           <w:u w:val="none"/>
         </w:rPr>
         <w:tab/>
-        <w:t>89</w:t>
+        <w:t>83</w:t>
       </w:r>
     </w:p>
     <w:p>
@@ -1171,7 +1171,7 @@
           <w:tab w:pos="9638" w:val="right" w:leader="dot"/>
         </w:tabs>
         <w:spacing w:after="40" w:line="240" w:lineRule="auto"/>
-        <w:ind w:left="0" w:firstLine="0"/>
+        <w:ind w:left="0" w:right="680" w:firstLine="0"/>
         <w:jc w:val="left"/>
       </w:pPr>
       <w:r>
@@ -1193,7 +1193,7 @@
           <w:u w:val="none"/>
         </w:rPr>
         <w:tab/>
-        <w:t>92</w:t>
+        <w:t>86</w:t>
       </w:r>
     </w:p>
     <w:p>
@@ -1202,7 +1202,7 @@
           <w:tab w:pos="9638" w:val="right" w:leader="dot"/>
         </w:tabs>
         <w:spacing w:after="40" w:line="240" w:lineRule="auto"/>
-        <w:ind w:left="0" w:firstLine="0"/>
+        <w:ind w:left="0" w:right="680" w:firstLine="0"/>
         <w:jc w:val="left"/>
       </w:pPr>
       <w:r>
@@ -1213,7 +1213,17 @@
           <w:sz w:val="28"/>
           <w:u w:val="none"/>
         </w:rPr>
-        <w:t>APPENDIX A – Source code of the preprocessing pipeline</w:t>
+        <w:t>APPENDIX A</w:t>
+      </w:r>
+      <w:r>
+        <w:rPr>
+          <w:rFonts w:ascii="Times New Roman" w:hAnsi="Times New Roman" w:cs="Times New Roman" w:eastAsia="Times New Roman"/>
+          <w:b w:val="0"/>
+          <w:i w:val="0"/>
+          <w:sz w:val="28"/>
+          <w:u w:val="none"/>
+        </w:rPr>
+        <w:t xml:space="preserve"> – Source code of the preprocessing pipeline</w:t>
       </w:r>
       <w:r>
         <w:rPr>
@@ -1224,7 +1234,7 @@
           <w:u w:val="none"/>
         </w:rPr>
         <w:tab/>
-        <w:t>101</w:t>
+        <w:t>95</w:t>
       </w:r>
     </w:p>
     <w:p>
@@ -1233,7 +1243,7 @@
           <w:tab w:pos="9638" w:val="right" w:leader="dot"/>
         </w:tabs>
         <w:spacing w:after="40" w:line="240" w:lineRule="auto"/>
-        <w:ind w:left="0" w:firstLine="0"/>
+        <w:ind w:left="0" w:right="680" w:firstLine="0"/>
         <w:jc w:val="left"/>
       </w:pPr>
       <w:r>
@@ -1244,7 +1254,58 @@
           <w:sz w:val="28"/>
           <w:u w:val="none"/>
         </w:rPr>
-        <w:t>APPENDIX B – Supplementary results and confusion matrices</w:t>
+        <w:t>APPENDIX B</w:t>
+      </w:r>
+      <w:r>
+        <w:rPr>
+          <w:rFonts w:ascii="Times New Roman" w:hAnsi="Times New Roman" w:cs="Times New Roman" w:eastAsia="Times New Roman"/>
+          <w:b w:val="0"/>
+          <w:i w:val="0"/>
+          <w:sz w:val="28"/>
+          <w:u w:val="none"/>
+        </w:rPr>
+        <w:t xml:space="preserve"> – Supplementary results and confusion matrices</w:t>
+      </w:r>
+      <w:r>
+        <w:rPr>
+          <w:rFonts w:ascii="Times New Roman" w:hAnsi="Times New Roman" w:cs="Times New Roman" w:eastAsia="Times New Roman"/>
+          <w:b/>
+          <w:i w:val="0"/>
+          <w:sz w:val="28"/>
+          <w:u w:val="none"/>
+        </w:rPr>
+        <w:tab/>
+        <w:t>100</w:t>
+      </w:r>
+    </w:p>
+    <w:p>
+      <w:pPr>
+        <w:tabs>
+          <w:tab w:pos="9638" w:val="right" w:leader="dot"/>
+        </w:tabs>
+        <w:spacing w:after="40" w:line="240" w:lineRule="auto"/>
+        <w:ind w:left="0" w:right="680" w:firstLine="0"/>
+        <w:jc w:val="left"/>
+      </w:pPr>
+      <w:r>
+        <w:rPr>
+          <w:rFonts w:ascii="Times New Roman" w:hAnsi="Times New Roman" w:cs="Times New Roman" w:eastAsia="Times New Roman"/>
+          <w:b/>
+          <w:i w:val="0"/>
+          <w:sz w:val="28"/>
+          <w:u w:val="none"/>
+        </w:rPr>
+        <w:t>APPENDIX C</w:t>
+      </w:r>
+      <w:r>
+        <w:rPr>
+          <w:rFonts w:ascii="Times New Roman" w:hAnsi="Times New Roman" w:cs="Times New Roman" w:eastAsia="Times New Roman"/>
+          <w:b w:val="0"/>
+          <w:i w:val="0"/>
+          <w:sz w:val="28"/>
+          <w:u w:val="none"/>
+        </w:rPr>
+        <w:t xml:space="preserve"> – System architecture and the working demonstrator</w:t>
       </w:r>
       <w:r>
         <w:rPr>
@@ -1264,7 +1325,7 @@
           <w:tab w:pos="9638" w:val="right" w:leader="dot"/>
         </w:tabs>
         <w:spacing w:after="40" w:line="240" w:lineRule="auto"/>
-        <w:ind w:left="0" w:firstLine="0"/>
+        <w:ind w:left="0" w:right="680" w:firstLine="0"/>
         <w:jc w:val="left"/>
       </w:pPr>
       <w:r>
@@ -1275,7 +1336,17 @@
           <w:sz w:val="28"/>
           <w:u w:val="none"/>
         </w:rPr>
-        <w:t>APPENDIX C – System architecture and the working demonstrator</w:t>
+        <w:t>APPENDIX D</w:t>
+      </w:r>
+      <w:r>
+        <w:rPr>
+          <w:rFonts w:ascii="Times New Roman" w:hAnsi="Times New Roman" w:cs="Times New Roman" w:eastAsia="Times New Roman"/>
+          <w:b w:val="0"/>
+          <w:i w:val="0"/>
+          <w:sz w:val="28"/>
+          <w:u w:val="none"/>
+        </w:rPr>
+        <w:t xml:space="preserve"> – Attention-map gallery</w:t>
       </w:r>
       <w:r>
         <w:rPr>
@@ -1286,7 +1357,7 @@
           <w:u w:val="none"/>
         </w:rPr>
         <w:tab/>
-        <w:t>112</w:t>
+        <w:t>115</w:t>
       </w:r>
     </w:p>
     <w:p>
@@ -1295,7 +1366,7 @@
           <w:tab w:pos="9638" w:val="right" w:leader="dot"/>
         </w:tabs>
         <w:spacing w:after="40" w:line="240" w:lineRule="auto"/>
-        <w:ind w:left="0" w:firstLine="0"/>
+        <w:ind w:left="0" w:right="680" w:firstLine="0"/>
         <w:jc w:val="left"/>
       </w:pPr>
       <w:r>
@@ -1306,7 +1377,17 @@
           <w:sz w:val="28"/>
           <w:u w:val="none"/>
         </w:rPr>
-        <w:t>APPENDIX D – Attention-map gallery</w:t>
+        <w:t>APPENDIX E</w:t>
+      </w:r>
+      <w:r>
+        <w:rPr>
+          <w:rFonts w:ascii="Times New Roman" w:hAnsi="Times New Roman" w:cs="Times New Roman" w:eastAsia="Times New Roman"/>
+          <w:b w:val="0"/>
+          <w:i w:val="0"/>
+          <w:sz w:val="28"/>
+          <w:u w:val="none"/>
+        </w:rPr>
+        <w:t xml:space="preserve"> – Device domain-shift supplementary tables</w:t>
       </w:r>
       <w:r>
         <w:rPr>
@@ -1317,38 +1398,7 @@
           <w:u w:val="none"/>
         </w:rPr>
         <w:tab/>
-        <w:t>122</w:t>
-      </w:r>
-    </w:p>
-    <w:p>
-      <w:pPr>
-        <w:tabs>
-          <w:tab w:pos="9638" w:val="right" w:leader="dot"/>
-        </w:tabs>
-        <w:spacing w:after="40" w:line="240" w:lineRule="auto"/>
-        <w:ind w:left="0" w:firstLine="0"/>
-        <w:jc w:val="left"/>
-      </w:pPr>
-      <w:r>
-        <w:rPr>
-          <w:rFonts w:ascii="Times New Roman" w:hAnsi="Times New Roman" w:cs="Times New Roman" w:eastAsia="Times New Roman"/>
-          <w:b/>
-          <w:i w:val="0"/>
-          <w:sz w:val="28"/>
-          <w:u w:val="none"/>
-        </w:rPr>
-        <w:t>APPENDIX E – Device domain-shift supplementary tables</w:t>
-      </w:r>
-      <w:r>
-        <w:rPr>
-          <w:rFonts w:ascii="Times New Roman" w:hAnsi="Times New Roman" w:cs="Times New Roman" w:eastAsia="Times New Roman"/>
-          <w:b/>
-          <w:i w:val="0"/>
-          <w:sz w:val="28"/>
-          <w:u w:val="none"/>
-        </w:rPr>
-        <w:tab/>
-        <w:t>125</w:t>
+        <w:t>118</w:t>
       </w:r>
     </w:p>
     <w:sectPr>
